--- a/Documentacion.docx
+++ b/Documentacion.docx
@@ -2416,7 +2416,7 @@
                 <w:sz w:val="24"/>
                 <w:szCs w:val="24"/>
               </w:rPr>
-              <w:t>15</w:t>
+              <w:t>17</w:t>
             </w:r>
             <w:r>
               <w:rPr>
@@ -2504,7 +2504,7 @@
                 <w:sz w:val="24"/>
                 <w:szCs w:val="24"/>
               </w:rPr>
-              <w:t>23</w:t>
+              <w:t>25</w:t>
             </w:r>
             <w:r>
               <w:rPr>
@@ -2612,7 +2612,7 @@
                 <w:sz w:val="24"/>
                 <w:szCs w:val="24"/>
               </w:rPr>
-              <w:t>23</w:t>
+              <w:t>25</w:t>
             </w:r>
             <w:r>
               <w:rPr>
@@ -2720,7 +2720,7 @@
                 <w:sz w:val="24"/>
                 <w:szCs w:val="24"/>
               </w:rPr>
-              <w:t>23</w:t>
+              <w:t>25</w:t>
             </w:r>
             <w:r>
               <w:rPr>
@@ -2828,7 +2828,7 @@
                 <w:sz w:val="24"/>
                 <w:szCs w:val="24"/>
               </w:rPr>
-              <w:t>23</w:t>
+              <w:t>25</w:t>
             </w:r>
             <w:r>
               <w:rPr>
@@ -2936,7 +2936,7 @@
                 <w:sz w:val="24"/>
                 <w:szCs w:val="24"/>
               </w:rPr>
-              <w:t>23</w:t>
+              <w:t>25</w:t>
             </w:r>
             <w:r>
               <w:rPr>
@@ -3044,7 +3044,7 @@
                 <w:sz w:val="24"/>
                 <w:szCs w:val="24"/>
               </w:rPr>
-              <w:t>24</w:t>
+              <w:t>26</w:t>
             </w:r>
             <w:r>
               <w:rPr>
@@ -3152,7 +3152,7 @@
                 <w:sz w:val="24"/>
                 <w:szCs w:val="24"/>
               </w:rPr>
-              <w:t>33</w:t>
+              <w:t>35</w:t>
             </w:r>
             <w:r>
               <w:rPr>
@@ -3260,7 +3260,7 @@
                 <w:sz w:val="24"/>
                 <w:szCs w:val="24"/>
               </w:rPr>
-              <w:t>34</w:t>
+              <w:t>36</w:t>
             </w:r>
             <w:r>
               <w:rPr>
@@ -3368,7 +3368,7 @@
                 <w:sz w:val="24"/>
                 <w:szCs w:val="24"/>
               </w:rPr>
-              <w:t>36</w:t>
+              <w:t>38</w:t>
             </w:r>
             <w:r>
               <w:rPr>
@@ -3456,7 +3456,7 @@
                 <w:sz w:val="24"/>
                 <w:szCs w:val="24"/>
               </w:rPr>
-              <w:t>37</w:t>
+              <w:t>39</w:t>
             </w:r>
             <w:r>
               <w:rPr>
@@ -3544,7 +3544,7 @@
                 <w:sz w:val="24"/>
                 <w:szCs w:val="24"/>
               </w:rPr>
-              <w:t>38</w:t>
+              <w:t>40</w:t>
             </w:r>
             <w:r>
               <w:rPr>
@@ -4245,14 +4245,12 @@
         </w:rPr>
         <w:t xml:space="preserve"> ha sido desarrollado con </w:t>
       </w:r>
-      <w:proofErr w:type="spellStart"/>
       <w:r>
         <w:rPr>
           <w:rFonts w:ascii="Arial" w:hAnsi="Arial" w:cs="Arial"/>
         </w:rPr>
-        <w:t>React</w:t>
-      </w:r>
-      <w:proofErr w:type="spellEnd"/>
+        <w:t>Angular</w:t>
+      </w:r>
       <w:r>
         <w:rPr>
           <w:rFonts w:ascii="Arial" w:hAnsi="Arial" w:cs="Arial"/>
@@ -6079,15 +6077,13 @@
         </w:rPr>
         <w:t xml:space="preserve"> desarrollado con </w:t>
       </w:r>
-      <w:proofErr w:type="spellStart"/>
       <w:r>
         <w:rPr>
           <w:sz w:val="24"/>
           <w:szCs w:val="24"/>
         </w:rPr>
-        <w:t>React</w:t>
-      </w:r>
-      <w:proofErr w:type="spellEnd"/>
+        <w:t>Angular</w:t>
+      </w:r>
       <w:r>
         <w:rPr>
           <w:sz w:val="24"/>
@@ -6100,6 +6096,73 @@
       <w:pPr>
         <w:spacing w:after="100"/>
       </w:pPr>
+      <w:r>
+        <w:rPr>
+          <w:noProof/>
+        </w:rPr>
+        <w:drawing>
+          <wp:anchor distT="0" distB="0" distL="114300" distR="114300" simplePos="0" relativeHeight="251669504" behindDoc="0" locked="0" layoutInCell="1" allowOverlap="1" wp14:anchorId="4B25DF62" wp14:editId="3ACA0639">
+            <wp:simplePos x="0" y="0"/>
+            <wp:positionH relativeFrom="column">
+              <wp:posOffset>5756506</wp:posOffset>
+            </wp:positionH>
+            <wp:positionV relativeFrom="paragraph">
+              <wp:posOffset>3902710</wp:posOffset>
+            </wp:positionV>
+            <wp:extent cx="303876" cy="303876"/>
+            <wp:effectExtent l="0" t="0" r="1270" b="1270"/>
+            <wp:wrapNone/>
+            <wp:docPr id="12" name="Imagen 12" descr="Angular logo - Icono gratis PNG, SVG"/>
+            <wp:cNvGraphicFramePr>
+              <a:graphicFrameLocks xmlns:a="http://schemas.openxmlformats.org/drawingml/2006/main" noChangeAspect="1"/>
+            </wp:cNvGraphicFramePr>
+            <a:graphic xmlns:a="http://schemas.openxmlformats.org/drawingml/2006/main">
+              <a:graphicData uri="http://schemas.openxmlformats.org/drawingml/2006/picture">
+                <pic:pic xmlns:pic="http://schemas.openxmlformats.org/drawingml/2006/picture">
+                  <pic:nvPicPr>
+                    <pic:cNvPr id="0" name="Picture 1" descr="Angular logo - Icono gratis PNG, SVG"/>
+                    <pic:cNvPicPr>
+                      <a:picLocks noChangeAspect="1" noChangeArrowheads="1"/>
+                    </pic:cNvPicPr>
+                  </pic:nvPicPr>
+                  <pic:blipFill>
+                    <a:blip r:embed="rId10" cstate="print">
+                      <a:extLst>
+                        <a:ext uri="{28A0092B-C50C-407E-A947-70E740481C1C}">
+                          <a14:useLocalDpi xmlns:a14="http://schemas.microsoft.com/office/drawing/2010/main" val="0"/>
+                        </a:ext>
+                      </a:extLst>
+                    </a:blip>
+                    <a:srcRect/>
+                    <a:stretch>
+                      <a:fillRect/>
+                    </a:stretch>
+                  </pic:blipFill>
+                  <pic:spPr bwMode="auto">
+                    <a:xfrm>
+                      <a:off x="0" y="0"/>
+                      <a:ext cx="303876" cy="303876"/>
+                    </a:xfrm>
+                    <a:prstGeom prst="rect">
+                      <a:avLst/>
+                    </a:prstGeom>
+                    <a:noFill/>
+                    <a:ln>
+                      <a:noFill/>
+                    </a:ln>
+                  </pic:spPr>
+                </pic:pic>
+              </a:graphicData>
+            </a:graphic>
+            <wp14:sizeRelH relativeFrom="margin">
+              <wp14:pctWidth>0</wp14:pctWidth>
+            </wp14:sizeRelH>
+            <wp14:sizeRelV relativeFrom="margin">
+              <wp14:pctHeight>0</wp14:pctHeight>
+            </wp14:sizeRelV>
+          </wp:anchor>
+        </w:drawing>
+      </w:r>
       <w:r>
         <w:rPr>
           <w:noProof/>
@@ -6128,7 +6191,7 @@
                     <pic:cNvPicPr/>
                   </pic:nvPicPr>
                   <pic:blipFill>
-                    <a:blip r:embed="rId10">
+                    <a:blip r:embed="rId11">
                       <a:extLst>
                         <a:ext uri="{28A0092B-C50C-407E-A947-70E740481C1C}">
                           <a14:useLocalDpi xmlns:a14="http://schemas.microsoft.com/office/drawing/2010/main" val="0"/>
@@ -12643,18 +12706,33 @@
       <w:pPr>
         <w:spacing w:after="100"/>
       </w:pPr>
+    </w:p>
+    <w:p>
+      <w:pPr>
+        <w:spacing w:after="100"/>
+      </w:pPr>
+    </w:p>
+    <w:p>
+      <w:pPr>
+        <w:spacing w:after="100"/>
+      </w:pPr>
+    </w:p>
+    <w:p>
+      <w:pPr>
+        <w:spacing w:after="100"/>
+      </w:pPr>
       <w:r>
         <w:rPr>
           <w:noProof/>
         </w:rPr>
         <w:drawing>
-          <wp:anchor distT="0" distB="0" distL="114300" distR="114300" simplePos="0" relativeHeight="251661312" behindDoc="0" locked="0" layoutInCell="1" allowOverlap="1" wp14:anchorId="0C6D56AF" wp14:editId="1CAD6FE0">
+          <wp:anchor distT="0" distB="0" distL="114300" distR="114300" simplePos="0" relativeHeight="251661312" behindDoc="0" locked="0" layoutInCell="1" allowOverlap="1" wp14:anchorId="0C6D56AF" wp14:editId="531AB328">
             <wp:simplePos x="0" y="0"/>
             <wp:positionH relativeFrom="column">
-              <wp:posOffset>6070600</wp:posOffset>
+              <wp:posOffset>5763260</wp:posOffset>
             </wp:positionH>
             <wp:positionV relativeFrom="paragraph">
-              <wp:posOffset>366395</wp:posOffset>
+              <wp:posOffset>188595</wp:posOffset>
             </wp:positionV>
             <wp:extent cx="323215" cy="1846580"/>
             <wp:effectExtent l="0" t="0" r="574" b="689"/>
@@ -12669,7 +12747,7 @@
                     <pic:cNvPicPr/>
                   </pic:nvPicPr>
                   <pic:blipFill>
-                    <a:blip r:embed="rId11">
+                    <a:blip r:embed="rId12">
                       <a:lum/>
                       <a:alphaModFix/>
                     </a:blip>
@@ -12701,22 +12779,19 @@
         </w:drawing>
       </w:r>
       <w:r>
-        <w:rPr>
-          <w:noProof/>
-        </w:rPr>
         <w:drawing>
-          <wp:anchor distT="0" distB="0" distL="114300" distR="114300" simplePos="0" relativeHeight="251659264" behindDoc="0" locked="0" layoutInCell="1" allowOverlap="1" wp14:anchorId="0889C9CE" wp14:editId="485A229A">
+          <wp:anchor distT="0" distB="0" distL="114300" distR="114300" simplePos="0" relativeHeight="251662336" behindDoc="0" locked="0" layoutInCell="1" allowOverlap="1" wp14:anchorId="0CC92752" wp14:editId="330ECCE2">
             <wp:simplePos x="0" y="0"/>
             <wp:positionH relativeFrom="column">
-              <wp:posOffset>-49530</wp:posOffset>
+              <wp:posOffset>-361950</wp:posOffset>
             </wp:positionH>
-            <wp:positionV relativeFrom="page">
-              <wp:posOffset>3360420</wp:posOffset>
+            <wp:positionV relativeFrom="paragraph">
+              <wp:posOffset>184785</wp:posOffset>
             </wp:positionV>
-            <wp:extent cx="6188710" cy="6188710"/>
-            <wp:effectExtent l="0" t="0" r="2540" b="2540"/>
+            <wp:extent cx="6188710" cy="3622675"/>
+            <wp:effectExtent l="0" t="0" r="2540" b="0"/>
             <wp:wrapSquare wrapText="bothSides"/>
-            <wp:docPr id="3" name="Imagen 3"/>
+            <wp:docPr id="5" name="Imagen 5"/>
             <wp:cNvGraphicFramePr>
               <a:graphicFrameLocks xmlns:a="http://schemas.openxmlformats.org/drawingml/2006/main" noChangeAspect="1"/>
             </wp:cNvGraphicFramePr>
@@ -12728,7 +12803,7 @@
                     <pic:cNvPicPr/>
                   </pic:nvPicPr>
                   <pic:blipFill>
-                    <a:blip r:embed="rId12">
+                    <a:blip r:embed="rId13">
                       <a:extLst>
                         <a:ext uri="{28A0092B-C50C-407E-A947-70E740481C1C}">
                           <a14:useLocalDpi xmlns:a14="http://schemas.microsoft.com/office/drawing/2010/main" val="0"/>
@@ -12742,7 +12817,7 @@
                   <pic:spPr>
                     <a:xfrm>
                       <a:off x="0" y="0"/>
-                      <a:ext cx="6188710" cy="6188710"/>
+                      <a:ext cx="6188710" cy="3622675"/>
                     </a:xfrm>
                     <a:prstGeom prst="rect">
                       <a:avLst/>
@@ -12757,6 +12832,91 @@
     </w:p>
     <w:p>
       <w:pPr>
+        <w:spacing w:after="100"/>
+      </w:pPr>
+    </w:p>
+    <w:p>
+      <w:pPr>
+        <w:spacing w:after="100"/>
+      </w:pPr>
+    </w:p>
+    <w:p>
+      <w:pPr>
+        <w:spacing w:after="100"/>
+      </w:pPr>
+    </w:p>
+    <w:p>
+      <w:pPr>
+        <w:spacing w:after="100"/>
+      </w:pPr>
+    </w:p>
+    <w:p>
+      <w:pPr>
+        <w:spacing w:after="100"/>
+      </w:pPr>
+    </w:p>
+    <w:p>
+      <w:pPr>
+        <w:spacing w:after="100"/>
+      </w:pPr>
+    </w:p>
+    <w:p>
+      <w:pPr>
+        <w:spacing w:after="100"/>
+      </w:pPr>
+    </w:p>
+    <w:p>
+      <w:pPr>
+        <w:spacing w:after="100"/>
+      </w:pPr>
+    </w:p>
+    <w:p>
+      <w:pPr>
+        <w:spacing w:after="100"/>
+      </w:pPr>
+    </w:p>
+    <w:p>
+      <w:pPr>
+        <w:spacing w:after="100"/>
+      </w:pPr>
+    </w:p>
+    <w:p>
+      <w:pPr>
+        <w:spacing w:after="100"/>
+      </w:pPr>
+    </w:p>
+    <w:p>
+      <w:pPr>
+        <w:spacing w:after="100"/>
+      </w:pPr>
+    </w:p>
+    <w:p>
+      <w:pPr>
+        <w:spacing w:after="100"/>
+      </w:pPr>
+    </w:p>
+    <w:p>
+      <w:pPr>
+        <w:spacing w:after="100"/>
+      </w:pPr>
+    </w:p>
+    <w:p>
+      <w:pPr>
+        <w:spacing w:after="100"/>
+      </w:pPr>
+    </w:p>
+    <w:p>
+      <w:pPr>
+        <w:spacing w:after="100"/>
+      </w:pPr>
+    </w:p>
+    <w:p>
+      <w:pPr>
+        <w:spacing w:after="100"/>
+      </w:pPr>
+    </w:p>
+    <w:p>
+      <w:pPr>
         <w:pStyle w:val="Ttulo2"/>
         <w:numPr>
           <w:ilvl w:val="1"/>
@@ -12789,16 +12949,16 @@
       </w:r>
       <w:proofErr w:type="spellEnd"/>
       <w:r>
-        <w:t>. En estas vistas hemos diferenciado la vista de usuarios con el rol de ¨usuario¨ de las vistas con los usuarios de rol ¨</w:t>
+        <w:t xml:space="preserve">. </w:t>
+      </w:r>
+      <w:r>
+        <w:t xml:space="preserve">Para el desarrollo de estos bocetos hemos utilizado </w:t>
       </w:r>
       <w:proofErr w:type="spellStart"/>
       <w:r>
-        <w:t>admin</w:t>
+        <w:t>Figma</w:t>
       </w:r>
       <w:proofErr w:type="spellEnd"/>
-      <w:r>
-        <w:t>¨.</w:t>
-      </w:r>
     </w:p>
     <w:p>
       <w:pPr>
@@ -12808,45 +12968,92 @@
     </w:p>
     <w:p>
       <w:pPr>
+        <w:pStyle w:val="Prrafodelista"/>
+        <w:numPr>
+          <w:ilvl w:val="0"/>
+          <w:numId w:val="10"/>
+        </w:numPr>
         <w:spacing w:after="100"/>
-        <w:ind w:left="488"/>
-      </w:pPr>
-      <w:r>
-        <w:t xml:space="preserve">Pantalla de inicio, pantalla de </w:t>
-      </w:r>
+      </w:pPr>
       <w:proofErr w:type="spellStart"/>
       <w:r>
-        <w:t>login</w:t>
+        <w:t>Login</w:t>
       </w:r>
       <w:proofErr w:type="spellEnd"/>
-      <w:r>
-        <w:t>, panel de administrador, formulario de alta de libros, formulario de alta de usuarios, listado de libros…</w:t>
-      </w:r>
     </w:p>
     <w:p>
       <w:pPr>
         <w:spacing w:after="100"/>
       </w:pPr>
+      <w:r>
+        <w:drawing>
+          <wp:anchor distT="0" distB="0" distL="114300" distR="114300" simplePos="0" relativeHeight="251663360" behindDoc="0" locked="0" layoutInCell="1" allowOverlap="1" wp14:anchorId="05A2C000" wp14:editId="7E4473C0">
+            <wp:simplePos x="0" y="0"/>
+            <wp:positionH relativeFrom="column">
+              <wp:posOffset>1197783</wp:posOffset>
+            </wp:positionH>
+            <wp:positionV relativeFrom="paragraph">
+              <wp:posOffset>213418</wp:posOffset>
+            </wp:positionV>
+            <wp:extent cx="3892550" cy="3053715"/>
+            <wp:effectExtent l="0" t="0" r="0" b="0"/>
+            <wp:wrapSquare wrapText="bothSides"/>
+            <wp:docPr id="6" name="Imagen 6"/>
+            <wp:cNvGraphicFramePr>
+              <a:graphicFrameLocks xmlns:a="http://schemas.openxmlformats.org/drawingml/2006/main" noChangeAspect="1"/>
+            </wp:cNvGraphicFramePr>
+            <a:graphic xmlns:a="http://schemas.openxmlformats.org/drawingml/2006/main">
+              <a:graphicData uri="http://schemas.openxmlformats.org/drawingml/2006/picture">
+                <pic:pic xmlns:pic="http://schemas.openxmlformats.org/drawingml/2006/picture">
+                  <pic:nvPicPr>
+                    <pic:cNvPr id="1" name=""/>
+                    <pic:cNvPicPr/>
+                  </pic:nvPicPr>
+                  <pic:blipFill rotWithShape="1">
+                    <a:blip r:embed="rId14">
+                      <a:extLst>
+                        <a:ext uri="{28A0092B-C50C-407E-A947-70E740481C1C}">
+                          <a14:useLocalDpi xmlns:a14="http://schemas.microsoft.com/office/drawing/2010/main" val="0"/>
+                        </a:ext>
+                      </a:extLst>
+                    </a:blip>
+                    <a:srcRect l="1474" t="1587"/>
+                    <a:stretch/>
+                  </pic:blipFill>
+                  <pic:spPr bwMode="auto">
+                    <a:xfrm>
+                      <a:off x="0" y="0"/>
+                      <a:ext cx="3892550" cy="3053715"/>
+                    </a:xfrm>
+                    <a:prstGeom prst="rect">
+                      <a:avLst/>
+                    </a:prstGeom>
+                    <a:ln>
+                      <a:noFill/>
+                    </a:ln>
+                    <a:extLst>
+                      <a:ext uri="{53640926-AAD7-44D8-BBD7-CCE9431645EC}">
+                        <a14:shadowObscured xmlns:a14="http://schemas.microsoft.com/office/drawing/2010/main"/>
+                      </a:ext>
+                    </a:extLst>
+                  </pic:spPr>
+                </pic:pic>
+              </a:graphicData>
+            </a:graphic>
+            <wp14:sizeRelH relativeFrom="margin">
+              <wp14:pctWidth>0</wp14:pctWidth>
+            </wp14:sizeRelH>
+            <wp14:sizeRelV relativeFrom="margin">
+              <wp14:pctHeight>0</wp14:pctHeight>
+            </wp14:sizeRelV>
+          </wp:anchor>
+        </w:drawing>
+      </w:r>
     </w:p>
     <w:p>
       <w:pPr>
         <w:spacing w:after="100"/>
-        <w:rPr>
-          <w:i/>
-          <w:iCs/>
-          <w:sz w:val="48"/>
-          <w:szCs w:val="48"/>
-        </w:rPr>
-      </w:pPr>
-      <w:r>
-        <w:rPr>
-          <w:i/>
-          <w:iCs/>
-          <w:sz w:val="48"/>
-          <w:szCs w:val="48"/>
-        </w:rPr>
-        <w:t>TODO</w:t>
-      </w:r>
+      </w:pPr>
     </w:p>
     <w:p>
       <w:pPr>
@@ -12892,6 +13099,743 @@
       <w:pPr>
         <w:spacing w:after="100"/>
       </w:pPr>
+    </w:p>
+    <w:p>
+      <w:pPr>
+        <w:spacing w:after="100"/>
+      </w:pPr>
+    </w:p>
+    <w:p>
+      <w:pPr>
+        <w:spacing w:after="100"/>
+      </w:pPr>
+    </w:p>
+    <w:p>
+      <w:pPr>
+        <w:spacing w:after="100"/>
+      </w:pPr>
+    </w:p>
+    <w:p>
+      <w:pPr>
+        <w:spacing w:after="100"/>
+      </w:pPr>
+    </w:p>
+    <w:p>
+      <w:pPr>
+        <w:spacing w:after="100"/>
+      </w:pPr>
+    </w:p>
+    <w:p>
+      <w:pPr>
+        <w:spacing w:after="100"/>
+      </w:pPr>
+    </w:p>
+    <w:p>
+      <w:pPr>
+        <w:pStyle w:val="Prrafodelista"/>
+        <w:numPr>
+          <w:ilvl w:val="0"/>
+          <w:numId w:val="10"/>
+        </w:numPr>
+        <w:spacing w:after="100"/>
+      </w:pPr>
+      <w:r>
+        <w:t>Registro</w:t>
+      </w:r>
+    </w:p>
+    <w:p>
+      <w:pPr>
+        <w:pStyle w:val="Prrafodelista"/>
+        <w:spacing w:after="100"/>
+        <w:ind w:left="720"/>
+      </w:pPr>
+    </w:p>
+    <w:p>
+      <w:pPr>
+        <w:spacing w:after="100"/>
+      </w:pPr>
+      <w:r>
+        <w:drawing>
+          <wp:anchor distT="0" distB="0" distL="114300" distR="114300" simplePos="0" relativeHeight="251664384" behindDoc="0" locked="0" layoutInCell="1" allowOverlap="1" wp14:anchorId="370C3098" wp14:editId="19AE99A0">
+            <wp:simplePos x="0" y="0"/>
+            <wp:positionH relativeFrom="column">
+              <wp:posOffset>1198245</wp:posOffset>
+            </wp:positionH>
+            <wp:positionV relativeFrom="paragraph">
+              <wp:posOffset>139065</wp:posOffset>
+            </wp:positionV>
+            <wp:extent cx="3943985" cy="2964815"/>
+            <wp:effectExtent l="0" t="0" r="0" b="6985"/>
+            <wp:wrapSquare wrapText="bothSides"/>
+            <wp:docPr id="7" name="Imagen 7"/>
+            <wp:cNvGraphicFramePr>
+              <a:graphicFrameLocks xmlns:a="http://schemas.openxmlformats.org/drawingml/2006/main" noChangeAspect="1"/>
+            </wp:cNvGraphicFramePr>
+            <a:graphic xmlns:a="http://schemas.openxmlformats.org/drawingml/2006/main">
+              <a:graphicData uri="http://schemas.openxmlformats.org/drawingml/2006/picture">
+                <pic:pic xmlns:pic="http://schemas.openxmlformats.org/drawingml/2006/picture">
+                  <pic:nvPicPr>
+                    <pic:cNvPr id="1" name=""/>
+                    <pic:cNvPicPr/>
+                  </pic:nvPicPr>
+                  <pic:blipFill rotWithShape="1">
+                    <a:blip r:embed="rId15">
+                      <a:extLst>
+                        <a:ext uri="{28A0092B-C50C-407E-A947-70E740481C1C}">
+                          <a14:useLocalDpi xmlns:a14="http://schemas.microsoft.com/office/drawing/2010/main" val="0"/>
+                        </a:ext>
+                      </a:extLst>
+                    </a:blip>
+                    <a:srcRect l="2248" t="4926" r="2" b="3171"/>
+                    <a:stretch/>
+                  </pic:blipFill>
+                  <pic:spPr bwMode="auto">
+                    <a:xfrm>
+                      <a:off x="0" y="0"/>
+                      <a:ext cx="3943985" cy="2964815"/>
+                    </a:xfrm>
+                    <a:prstGeom prst="rect">
+                      <a:avLst/>
+                    </a:prstGeom>
+                    <a:ln>
+                      <a:noFill/>
+                    </a:ln>
+                    <a:extLst>
+                      <a:ext uri="{53640926-AAD7-44D8-BBD7-CCE9431645EC}">
+                        <a14:shadowObscured xmlns:a14="http://schemas.microsoft.com/office/drawing/2010/main"/>
+                      </a:ext>
+                    </a:extLst>
+                  </pic:spPr>
+                </pic:pic>
+              </a:graphicData>
+            </a:graphic>
+            <wp14:sizeRelH relativeFrom="margin">
+              <wp14:pctWidth>0</wp14:pctWidth>
+            </wp14:sizeRelH>
+            <wp14:sizeRelV relativeFrom="margin">
+              <wp14:pctHeight>0</wp14:pctHeight>
+            </wp14:sizeRelV>
+          </wp:anchor>
+        </w:drawing>
+      </w:r>
+    </w:p>
+    <w:p>
+      <w:pPr>
+        <w:spacing w:after="100"/>
+      </w:pPr>
+    </w:p>
+    <w:p>
+      <w:pPr>
+        <w:spacing w:after="100"/>
+      </w:pPr>
+    </w:p>
+    <w:p>
+      <w:pPr>
+        <w:spacing w:after="100"/>
+      </w:pPr>
+    </w:p>
+    <w:p>
+      <w:pPr>
+        <w:spacing w:after="100"/>
+      </w:pPr>
+    </w:p>
+    <w:p>
+      <w:pPr>
+        <w:spacing w:after="100"/>
+      </w:pPr>
+    </w:p>
+    <w:p>
+      <w:pPr>
+        <w:spacing w:after="100"/>
+      </w:pPr>
+    </w:p>
+    <w:p>
+      <w:pPr>
+        <w:spacing w:after="100"/>
+      </w:pPr>
+    </w:p>
+    <w:p>
+      <w:pPr>
+        <w:spacing w:after="100"/>
+      </w:pPr>
+    </w:p>
+    <w:p>
+      <w:pPr>
+        <w:spacing w:after="100"/>
+      </w:pPr>
+    </w:p>
+    <w:p>
+      <w:pPr>
+        <w:spacing w:after="100"/>
+      </w:pPr>
+    </w:p>
+    <w:p>
+      <w:pPr>
+        <w:spacing w:after="100"/>
+      </w:pPr>
+    </w:p>
+    <w:p>
+      <w:pPr>
+        <w:spacing w:after="100"/>
+      </w:pPr>
+    </w:p>
+    <w:p>
+      <w:pPr>
+        <w:spacing w:after="100"/>
+      </w:pPr>
+    </w:p>
+    <w:p>
+      <w:pPr>
+        <w:pStyle w:val="Prrafodelista"/>
+        <w:numPr>
+          <w:ilvl w:val="0"/>
+          <w:numId w:val="10"/>
+        </w:numPr>
+        <w:spacing w:after="100"/>
+      </w:pPr>
+      <w:proofErr w:type="spellStart"/>
+      <w:r>
+        <w:lastRenderedPageBreak/>
+        <w:t>Dashboard</w:t>
+      </w:r>
+      <w:proofErr w:type="spellEnd"/>
+    </w:p>
+    <w:p>
+      <w:pPr>
+        <w:spacing w:after="100"/>
+        <w:ind w:left="360"/>
+      </w:pPr>
+      <w:r>
+        <w:drawing>
+          <wp:anchor distT="0" distB="0" distL="114300" distR="114300" simplePos="0" relativeHeight="251665408" behindDoc="0" locked="0" layoutInCell="1" allowOverlap="1" wp14:anchorId="6C319185" wp14:editId="151A7B3C">
+            <wp:simplePos x="0" y="0"/>
+            <wp:positionH relativeFrom="column">
+              <wp:posOffset>1426902</wp:posOffset>
+            </wp:positionH>
+            <wp:positionV relativeFrom="paragraph">
+              <wp:posOffset>156787</wp:posOffset>
+            </wp:positionV>
+            <wp:extent cx="3457575" cy="2772410"/>
+            <wp:effectExtent l="0" t="0" r="9525" b="8890"/>
+            <wp:wrapSquare wrapText="bothSides"/>
+            <wp:docPr id="8" name="Imagen 8"/>
+            <wp:cNvGraphicFramePr>
+              <a:graphicFrameLocks xmlns:a="http://schemas.openxmlformats.org/drawingml/2006/main" noChangeAspect="1"/>
+            </wp:cNvGraphicFramePr>
+            <a:graphic xmlns:a="http://schemas.openxmlformats.org/drawingml/2006/main">
+              <a:graphicData uri="http://schemas.openxmlformats.org/drawingml/2006/picture">
+                <pic:pic xmlns:pic="http://schemas.openxmlformats.org/drawingml/2006/picture">
+                  <pic:nvPicPr>
+                    <pic:cNvPr id="1" name=""/>
+                    <pic:cNvPicPr/>
+                  </pic:nvPicPr>
+                  <pic:blipFill>
+                    <a:blip r:embed="rId16">
+                      <a:extLst>
+                        <a:ext uri="{28A0092B-C50C-407E-A947-70E740481C1C}">
+                          <a14:useLocalDpi xmlns:a14="http://schemas.microsoft.com/office/drawing/2010/main" val="0"/>
+                        </a:ext>
+                      </a:extLst>
+                    </a:blip>
+                    <a:stretch>
+                      <a:fillRect/>
+                    </a:stretch>
+                  </pic:blipFill>
+                  <pic:spPr>
+                    <a:xfrm>
+                      <a:off x="0" y="0"/>
+                      <a:ext cx="3457575" cy="2772410"/>
+                    </a:xfrm>
+                    <a:prstGeom prst="rect">
+                      <a:avLst/>
+                    </a:prstGeom>
+                  </pic:spPr>
+                </pic:pic>
+              </a:graphicData>
+            </a:graphic>
+            <wp14:sizeRelH relativeFrom="margin">
+              <wp14:pctWidth>0</wp14:pctWidth>
+            </wp14:sizeRelH>
+            <wp14:sizeRelV relativeFrom="margin">
+              <wp14:pctHeight>0</wp14:pctHeight>
+            </wp14:sizeRelV>
+          </wp:anchor>
+        </w:drawing>
+      </w:r>
+    </w:p>
+    <w:p>
+      <w:pPr>
+        <w:spacing w:after="100"/>
+        <w:ind w:left="360"/>
+      </w:pPr>
+    </w:p>
+    <w:p>
+      <w:pPr>
+        <w:spacing w:after="100"/>
+        <w:ind w:left="360"/>
+      </w:pPr>
+    </w:p>
+    <w:p>
+      <w:pPr>
+        <w:spacing w:after="100"/>
+      </w:pPr>
+    </w:p>
+    <w:p>
+      <w:pPr>
+        <w:spacing w:after="100"/>
+      </w:pPr>
+    </w:p>
+    <w:p>
+      <w:pPr>
+        <w:spacing w:after="100"/>
+      </w:pPr>
+    </w:p>
+    <w:p>
+      <w:pPr>
+        <w:spacing w:after="100"/>
+      </w:pPr>
+    </w:p>
+    <w:p>
+      <w:pPr>
+        <w:spacing w:after="100"/>
+      </w:pPr>
+    </w:p>
+    <w:p>
+      <w:pPr>
+        <w:spacing w:after="100"/>
+      </w:pPr>
+    </w:p>
+    <w:p>
+      <w:pPr>
+        <w:spacing w:after="100"/>
+      </w:pPr>
+    </w:p>
+    <w:p>
+      <w:pPr>
+        <w:spacing w:after="100"/>
+      </w:pPr>
+    </w:p>
+    <w:p>
+      <w:pPr>
+        <w:spacing w:after="100"/>
+      </w:pPr>
+    </w:p>
+    <w:p>
+      <w:pPr>
+        <w:spacing w:after="100"/>
+      </w:pPr>
+    </w:p>
+    <w:p>
+      <w:pPr>
+        <w:spacing w:after="100"/>
+      </w:pPr>
+    </w:p>
+    <w:p>
+      <w:pPr>
+        <w:spacing w:after="100"/>
+      </w:pPr>
+    </w:p>
+    <w:p>
+      <w:pPr>
+        <w:pStyle w:val="Prrafodelista"/>
+        <w:numPr>
+          <w:ilvl w:val="0"/>
+          <w:numId w:val="10"/>
+        </w:numPr>
+        <w:spacing w:after="100"/>
+      </w:pPr>
+      <w:r>
+        <w:t>Explorar</w:t>
+      </w:r>
+    </w:p>
+    <w:p>
+      <w:pPr>
+        <w:spacing w:after="100"/>
+        <w:ind w:left="360"/>
+      </w:pPr>
+    </w:p>
+    <w:p>
+      <w:pPr>
+        <w:spacing w:after="100"/>
+        <w:ind w:left="360"/>
+      </w:pPr>
+    </w:p>
+    <w:p>
+      <w:pPr>
+        <w:spacing w:after="100"/>
+      </w:pPr>
+      <w:r>
+        <w:drawing>
+          <wp:anchor distT="0" distB="0" distL="114300" distR="114300" simplePos="0" relativeHeight="251666432" behindDoc="0" locked="0" layoutInCell="1" allowOverlap="1" wp14:anchorId="5C0C3C37" wp14:editId="4C1D84D2">
+            <wp:simplePos x="0" y="0"/>
+            <wp:positionH relativeFrom="column">
+              <wp:posOffset>1537855</wp:posOffset>
+            </wp:positionH>
+            <wp:positionV relativeFrom="paragraph">
+              <wp:posOffset>56746</wp:posOffset>
+            </wp:positionV>
+            <wp:extent cx="3414461" cy="2671059"/>
+            <wp:effectExtent l="0" t="0" r="0" b="0"/>
+            <wp:wrapSquare wrapText="bothSides"/>
+            <wp:docPr id="9" name="Imagen 9"/>
+            <wp:cNvGraphicFramePr>
+              <a:graphicFrameLocks xmlns:a="http://schemas.openxmlformats.org/drawingml/2006/main" noChangeAspect="1"/>
+            </wp:cNvGraphicFramePr>
+            <a:graphic xmlns:a="http://schemas.openxmlformats.org/drawingml/2006/main">
+              <a:graphicData uri="http://schemas.openxmlformats.org/drawingml/2006/picture">
+                <pic:pic xmlns:pic="http://schemas.openxmlformats.org/drawingml/2006/picture">
+                  <pic:nvPicPr>
+                    <pic:cNvPr id="1" name=""/>
+                    <pic:cNvPicPr/>
+                  </pic:nvPicPr>
+                  <pic:blipFill>
+                    <a:blip r:embed="rId17">
+                      <a:extLst>
+                        <a:ext uri="{28A0092B-C50C-407E-A947-70E740481C1C}">
+                          <a14:useLocalDpi xmlns:a14="http://schemas.microsoft.com/office/drawing/2010/main" val="0"/>
+                        </a:ext>
+                      </a:extLst>
+                    </a:blip>
+                    <a:stretch>
+                      <a:fillRect/>
+                    </a:stretch>
+                  </pic:blipFill>
+                  <pic:spPr>
+                    <a:xfrm>
+                      <a:off x="0" y="0"/>
+                      <a:ext cx="3414461" cy="2671059"/>
+                    </a:xfrm>
+                    <a:prstGeom prst="rect">
+                      <a:avLst/>
+                    </a:prstGeom>
+                  </pic:spPr>
+                </pic:pic>
+              </a:graphicData>
+            </a:graphic>
+            <wp14:sizeRelH relativeFrom="margin">
+              <wp14:pctWidth>0</wp14:pctWidth>
+            </wp14:sizeRelH>
+            <wp14:sizeRelV relativeFrom="margin">
+              <wp14:pctHeight>0</wp14:pctHeight>
+            </wp14:sizeRelV>
+          </wp:anchor>
+        </w:drawing>
+      </w:r>
+    </w:p>
+    <w:p>
+      <w:pPr>
+        <w:spacing w:after="100"/>
+      </w:pPr>
+    </w:p>
+    <w:p>
+      <w:pPr>
+        <w:spacing w:after="100"/>
+      </w:pPr>
+    </w:p>
+    <w:p>
+      <w:pPr>
+        <w:spacing w:after="100"/>
+      </w:pPr>
+    </w:p>
+    <w:p>
+      <w:pPr>
+        <w:spacing w:after="100"/>
+      </w:pPr>
+    </w:p>
+    <w:p>
+      <w:pPr>
+        <w:spacing w:after="100"/>
+      </w:pPr>
+    </w:p>
+    <w:p>
+      <w:pPr>
+        <w:spacing w:after="100"/>
+      </w:pPr>
+    </w:p>
+    <w:p>
+      <w:pPr>
+        <w:spacing w:after="100"/>
+      </w:pPr>
+    </w:p>
+    <w:p>
+      <w:pPr>
+        <w:spacing w:after="100"/>
+      </w:pPr>
+    </w:p>
+    <w:p>
+      <w:pPr>
+        <w:spacing w:after="100"/>
+      </w:pPr>
+    </w:p>
+    <w:p>
+      <w:pPr>
+        <w:spacing w:after="100"/>
+      </w:pPr>
+    </w:p>
+    <w:p>
+      <w:pPr>
+        <w:spacing w:after="100"/>
+      </w:pPr>
+    </w:p>
+    <w:p>
+      <w:pPr>
+        <w:spacing w:after="100"/>
+      </w:pPr>
+    </w:p>
+    <w:p>
+      <w:pPr>
+        <w:spacing w:after="100"/>
+      </w:pPr>
+    </w:p>
+    <w:p>
+      <w:pPr>
+        <w:spacing w:after="100"/>
+      </w:pPr>
+    </w:p>
+    <w:p>
+      <w:pPr>
+        <w:spacing w:after="100"/>
+      </w:pPr>
+    </w:p>
+    <w:p>
+      <w:pPr>
+        <w:spacing w:after="100"/>
+      </w:pPr>
+    </w:p>
+    <w:p>
+      <w:pPr>
+        <w:spacing w:after="100"/>
+      </w:pPr>
+    </w:p>
+    <w:p>
+      <w:pPr>
+        <w:spacing w:after="100"/>
+      </w:pPr>
+    </w:p>
+    <w:p>
+      <w:pPr>
+        <w:spacing w:after="100"/>
+      </w:pPr>
+    </w:p>
+    <w:p>
+      <w:pPr>
+        <w:pStyle w:val="Prrafodelista"/>
+        <w:numPr>
+          <w:ilvl w:val="0"/>
+          <w:numId w:val="10"/>
+        </w:numPr>
+        <w:spacing w:after="100"/>
+      </w:pPr>
+      <w:r>
+        <w:lastRenderedPageBreak/>
+        <w:t>Mis libros</w:t>
+      </w:r>
+    </w:p>
+    <w:p>
+      <w:pPr>
+        <w:pStyle w:val="Prrafodelista"/>
+        <w:spacing w:after="100"/>
+        <w:ind w:left="720"/>
+      </w:pPr>
+    </w:p>
+    <w:p>
+      <w:pPr>
+        <w:pStyle w:val="Prrafodelista"/>
+        <w:spacing w:after="100"/>
+        <w:ind w:left="720"/>
+      </w:pPr>
+      <w:r>
+        <w:drawing>
+          <wp:anchor distT="0" distB="0" distL="114300" distR="114300" simplePos="0" relativeHeight="251667456" behindDoc="0" locked="0" layoutInCell="1" allowOverlap="1" wp14:anchorId="601DDF2A" wp14:editId="4B644B65">
+            <wp:simplePos x="0" y="0"/>
+            <wp:positionH relativeFrom="column">
+              <wp:posOffset>1399309</wp:posOffset>
+            </wp:positionH>
+            <wp:positionV relativeFrom="paragraph">
+              <wp:posOffset>133523</wp:posOffset>
+            </wp:positionV>
+            <wp:extent cx="3306117" cy="2612967"/>
+            <wp:effectExtent l="0" t="0" r="8890" b="0"/>
+            <wp:wrapSquare wrapText="bothSides"/>
+            <wp:docPr id="10" name="Imagen 10"/>
+            <wp:cNvGraphicFramePr>
+              <a:graphicFrameLocks xmlns:a="http://schemas.openxmlformats.org/drawingml/2006/main" noChangeAspect="1"/>
+            </wp:cNvGraphicFramePr>
+            <a:graphic xmlns:a="http://schemas.openxmlformats.org/drawingml/2006/main">
+              <a:graphicData uri="http://schemas.openxmlformats.org/drawingml/2006/picture">
+                <pic:pic xmlns:pic="http://schemas.openxmlformats.org/drawingml/2006/picture">
+                  <pic:nvPicPr>
+                    <pic:cNvPr id="1" name=""/>
+                    <pic:cNvPicPr/>
+                  </pic:nvPicPr>
+                  <pic:blipFill>
+                    <a:blip r:embed="rId18">
+                      <a:extLst>
+                        <a:ext uri="{28A0092B-C50C-407E-A947-70E740481C1C}">
+                          <a14:useLocalDpi xmlns:a14="http://schemas.microsoft.com/office/drawing/2010/main" val="0"/>
+                        </a:ext>
+                      </a:extLst>
+                    </a:blip>
+                    <a:stretch>
+                      <a:fillRect/>
+                    </a:stretch>
+                  </pic:blipFill>
+                  <pic:spPr>
+                    <a:xfrm>
+                      <a:off x="0" y="0"/>
+                      <a:ext cx="3306117" cy="2612967"/>
+                    </a:xfrm>
+                    <a:prstGeom prst="rect">
+                      <a:avLst/>
+                    </a:prstGeom>
+                  </pic:spPr>
+                </pic:pic>
+              </a:graphicData>
+            </a:graphic>
+          </wp:anchor>
+        </w:drawing>
+      </w:r>
+    </w:p>
+    <w:p>
+      <w:pPr>
+        <w:spacing w:after="100"/>
+      </w:pPr>
+    </w:p>
+    <w:p>
+      <w:pPr>
+        <w:spacing w:after="100"/>
+      </w:pPr>
+    </w:p>
+    <w:p>
+      <w:pPr>
+        <w:spacing w:after="100"/>
+      </w:pPr>
+    </w:p>
+    <w:p>
+      <w:pPr>
+        <w:spacing w:after="100"/>
+      </w:pPr>
+    </w:p>
+    <w:p>
+      <w:pPr>
+        <w:spacing w:after="100"/>
+      </w:pPr>
+    </w:p>
+    <w:p>
+      <w:pPr>
+        <w:spacing w:after="100"/>
+      </w:pPr>
+    </w:p>
+    <w:p>
+      <w:pPr>
+        <w:spacing w:after="100"/>
+      </w:pPr>
+    </w:p>
+    <w:p>
+      <w:pPr>
+        <w:spacing w:after="100"/>
+      </w:pPr>
+    </w:p>
+    <w:p>
+      <w:pPr>
+        <w:spacing w:after="100"/>
+      </w:pPr>
+    </w:p>
+    <w:p>
+      <w:pPr>
+        <w:spacing w:after="100"/>
+      </w:pPr>
+    </w:p>
+    <w:p>
+      <w:pPr>
+        <w:spacing w:after="100"/>
+      </w:pPr>
+    </w:p>
+    <w:p>
+      <w:pPr>
+        <w:spacing w:after="100"/>
+      </w:pPr>
+    </w:p>
+    <w:p>
+      <w:pPr>
+        <w:spacing w:after="100"/>
+      </w:pPr>
+    </w:p>
+    <w:p>
+      <w:pPr>
+        <w:pStyle w:val="Prrafodelista"/>
+        <w:numPr>
+          <w:ilvl w:val="0"/>
+          <w:numId w:val="10"/>
+        </w:numPr>
+        <w:spacing w:after="100"/>
+      </w:pPr>
+      <w:r>
+        <w:t xml:space="preserve">Préstamos </w:t>
+      </w:r>
+    </w:p>
+    <w:p>
+      <w:pPr>
+        <w:spacing w:after="100"/>
+        <w:ind w:left="360"/>
+      </w:pPr>
+    </w:p>
+    <w:p>
+      <w:pPr>
+        <w:spacing w:after="100"/>
+        <w:ind w:left="360"/>
+      </w:pPr>
+      <w:r>
+        <w:drawing>
+          <wp:anchor distT="0" distB="0" distL="114300" distR="114300" simplePos="0" relativeHeight="251668480" behindDoc="0" locked="0" layoutInCell="1" allowOverlap="1" wp14:anchorId="55B229BB" wp14:editId="4F71421B">
+            <wp:simplePos x="0" y="0"/>
+            <wp:positionH relativeFrom="column">
+              <wp:posOffset>1136073</wp:posOffset>
+            </wp:positionH>
+            <wp:positionV relativeFrom="paragraph">
+              <wp:posOffset>128443</wp:posOffset>
+            </wp:positionV>
+            <wp:extent cx="3883439" cy="2860963"/>
+            <wp:effectExtent l="0" t="0" r="3175" b="0"/>
+            <wp:wrapSquare wrapText="bothSides"/>
+            <wp:docPr id="11" name="Imagen 11"/>
+            <wp:cNvGraphicFramePr>
+              <a:graphicFrameLocks xmlns:a="http://schemas.openxmlformats.org/drawingml/2006/main" noChangeAspect="1"/>
+            </wp:cNvGraphicFramePr>
+            <a:graphic xmlns:a="http://schemas.openxmlformats.org/drawingml/2006/main">
+              <a:graphicData uri="http://schemas.openxmlformats.org/drawingml/2006/picture">
+                <pic:pic xmlns:pic="http://schemas.openxmlformats.org/drawingml/2006/picture">
+                  <pic:nvPicPr>
+                    <pic:cNvPr id="1" name=""/>
+                    <pic:cNvPicPr/>
+                  </pic:nvPicPr>
+                  <pic:blipFill>
+                    <a:blip r:embed="rId19">
+                      <a:extLst>
+                        <a:ext uri="{28A0092B-C50C-407E-A947-70E740481C1C}">
+                          <a14:useLocalDpi xmlns:a14="http://schemas.microsoft.com/office/drawing/2010/main" val="0"/>
+                        </a:ext>
+                      </a:extLst>
+                    </a:blip>
+                    <a:stretch>
+                      <a:fillRect/>
+                    </a:stretch>
+                  </pic:blipFill>
+                  <pic:spPr>
+                    <a:xfrm>
+                      <a:off x="0" y="0"/>
+                      <a:ext cx="3883439" cy="2860963"/>
+                    </a:xfrm>
+                    <a:prstGeom prst="rect">
+                      <a:avLst/>
+                    </a:prstGeom>
+                  </pic:spPr>
+                </pic:pic>
+              </a:graphicData>
+            </a:graphic>
+          </wp:anchor>
+        </w:drawing>
+      </w:r>
     </w:p>
     <w:p>
       <w:pPr>
@@ -21876,7 +22820,15 @@
           <w:szCs w:val="24"/>
           <w:lang w:val="en-US"/>
         </w:rPr>
-        <w:t>Frontend: React</w:t>
+        <w:t xml:space="preserve">Frontend: </w:t>
+      </w:r>
+      <w:r>
+        <w:rPr>
+          <w:sz w:val="24"/>
+          <w:szCs w:val="24"/>
+          <w:lang w:val="en-US"/>
+        </w:rPr>
+        <w:t>Angular</w:t>
       </w:r>
     </w:p>
     <w:p>
@@ -22242,6 +23194,7 @@
     <w:p>
       <w:pPr>
         <w:spacing w:after="100" w:line="276" w:lineRule="auto"/>
+        <w:ind w:left="2124" w:hanging="2124"/>
         <w:rPr>
           <w:sz w:val="24"/>
           <w:szCs w:val="24"/>
@@ -44232,8 +45185,8 @@
       </w:pPr>
     </w:p>
     <w:sectPr>
-      <w:headerReference w:type="default" r:id="rId13"/>
-      <w:footerReference w:type="default" r:id="rId14"/>
+      <w:headerReference w:type="default" r:id="rId20"/>
+      <w:footerReference w:type="default" r:id="rId21"/>
       <w:pgSz w:w="11906" w:h="16838" w:code="9"/>
       <w:pgMar w:top="1440" w:right="1080" w:bottom="1440" w:left="1080" w:header="708" w:footer="708" w:gutter="0"/>
       <w:cols w:space="720"/>
@@ -45191,6 +46144,118 @@
       </w:pPr>
     </w:lvl>
   </w:abstractNum>
+  <w:abstractNum w:abstractNumId="9" w15:restartNumberingAfterBreak="0">
+    <w:nsid w:val="73537E6C"/>
+    <w:multiLevelType w:val="hybridMultilevel"/>
+    <w:tmpl w:val="EDCC34CE"/>
+    <w:lvl w:ilvl="0" w:tplc="412EFE5E">
+      <w:numFmt w:val="bullet"/>
+      <w:lvlText w:val="-"/>
+      <w:lvlJc w:val="left"/>
+      <w:pPr>
+        <w:ind w:left="720" w:hanging="360"/>
+      </w:pPr>
+      <w:rPr>
+        <w:rFonts w:ascii="Arial" w:eastAsia="Arial" w:hAnsi="Arial" w:cs="Arial" w:hint="default"/>
+      </w:rPr>
+    </w:lvl>
+    <w:lvl w:ilvl="1" w:tplc="0C0A0003" w:tentative="1">
+      <w:start w:val="1"/>
+      <w:numFmt w:val="bullet"/>
+      <w:lvlText w:val="o"/>
+      <w:lvlJc w:val="left"/>
+      <w:pPr>
+        <w:ind w:left="1440" w:hanging="360"/>
+      </w:pPr>
+      <w:rPr>
+        <w:rFonts w:ascii="Courier New" w:hAnsi="Courier New" w:cs="Courier New" w:hint="default"/>
+      </w:rPr>
+    </w:lvl>
+    <w:lvl w:ilvl="2" w:tplc="0C0A0005" w:tentative="1">
+      <w:start w:val="1"/>
+      <w:numFmt w:val="bullet"/>
+      <w:lvlText w:val=""/>
+      <w:lvlJc w:val="left"/>
+      <w:pPr>
+        <w:ind w:left="2160" w:hanging="360"/>
+      </w:pPr>
+      <w:rPr>
+        <w:rFonts w:ascii="Wingdings" w:hAnsi="Wingdings" w:hint="default"/>
+      </w:rPr>
+    </w:lvl>
+    <w:lvl w:ilvl="3" w:tplc="0C0A0001" w:tentative="1">
+      <w:start w:val="1"/>
+      <w:numFmt w:val="bullet"/>
+      <w:lvlText w:val=""/>
+      <w:lvlJc w:val="left"/>
+      <w:pPr>
+        <w:ind w:left="2880" w:hanging="360"/>
+      </w:pPr>
+      <w:rPr>
+        <w:rFonts w:ascii="Symbol" w:hAnsi="Symbol" w:hint="default"/>
+      </w:rPr>
+    </w:lvl>
+    <w:lvl w:ilvl="4" w:tplc="0C0A0003" w:tentative="1">
+      <w:start w:val="1"/>
+      <w:numFmt w:val="bullet"/>
+      <w:lvlText w:val="o"/>
+      <w:lvlJc w:val="left"/>
+      <w:pPr>
+        <w:ind w:left="3600" w:hanging="360"/>
+      </w:pPr>
+      <w:rPr>
+        <w:rFonts w:ascii="Courier New" w:hAnsi="Courier New" w:cs="Courier New" w:hint="default"/>
+      </w:rPr>
+    </w:lvl>
+    <w:lvl w:ilvl="5" w:tplc="0C0A0005" w:tentative="1">
+      <w:start w:val="1"/>
+      <w:numFmt w:val="bullet"/>
+      <w:lvlText w:val=""/>
+      <w:lvlJc w:val="left"/>
+      <w:pPr>
+        <w:ind w:left="4320" w:hanging="360"/>
+      </w:pPr>
+      <w:rPr>
+        <w:rFonts w:ascii="Wingdings" w:hAnsi="Wingdings" w:hint="default"/>
+      </w:rPr>
+    </w:lvl>
+    <w:lvl w:ilvl="6" w:tplc="0C0A0001" w:tentative="1">
+      <w:start w:val="1"/>
+      <w:numFmt w:val="bullet"/>
+      <w:lvlText w:val=""/>
+      <w:lvlJc w:val="left"/>
+      <w:pPr>
+        <w:ind w:left="5040" w:hanging="360"/>
+      </w:pPr>
+      <w:rPr>
+        <w:rFonts w:ascii="Symbol" w:hAnsi="Symbol" w:hint="default"/>
+      </w:rPr>
+    </w:lvl>
+    <w:lvl w:ilvl="7" w:tplc="0C0A0003" w:tentative="1">
+      <w:start w:val="1"/>
+      <w:numFmt w:val="bullet"/>
+      <w:lvlText w:val="o"/>
+      <w:lvlJc w:val="left"/>
+      <w:pPr>
+        <w:ind w:left="5760" w:hanging="360"/>
+      </w:pPr>
+      <w:rPr>
+        <w:rFonts w:ascii="Courier New" w:hAnsi="Courier New" w:cs="Courier New" w:hint="default"/>
+      </w:rPr>
+    </w:lvl>
+    <w:lvl w:ilvl="8" w:tplc="0C0A0005" w:tentative="1">
+      <w:start w:val="1"/>
+      <w:numFmt w:val="bullet"/>
+      <w:lvlText w:val=""/>
+      <w:lvlJc w:val="left"/>
+      <w:pPr>
+        <w:ind w:left="6480" w:hanging="360"/>
+      </w:pPr>
+      <w:rPr>
+        <w:rFonts w:ascii="Wingdings" w:hAnsi="Wingdings" w:hint="default"/>
+      </w:rPr>
+    </w:lvl>
+  </w:abstractNum>
   <w:num w:numId="1">
     <w:abstractNumId w:val="7"/>
     <w:lvlOverride w:ilvl="0">
@@ -45223,6 +46288,9 @@
   </w:num>
   <w:num w:numId="9">
     <w:abstractNumId w:val="8"/>
+  </w:num>
+  <w:num w:numId="10">
+    <w:abstractNumId w:val="9"/>
   </w:num>
 </w:numbering>
 </file>
